--- a/docs/TDD_Juego_Cartas_Futbol.docx
+++ b/docs/TDD_Juego_Cartas_Futbol.docx
@@ -2453,7 +2453,7 @@
                 <w:b w:val="false"/>
                 <w:bCs w:val="false"/>
               </w:rPr>
-              <w:t xml:space="preserve">Equipo generico</w:t>
+              <w:t xml:space="preserve">Equipo de club generico (no aplica si la carta es de una seleccion nacional)</w:t>
             </w:r>
           </w:p>
         </w:tc>
@@ -2472,7 +2472,7 @@
                 <w:sz w:val="18"/>
                 <w:szCs w:val="18"/>
               </w:rPr>
-              <w:t xml:space="preserve">position</w:t>
+              <w:t xml:space="preserve">nationality</w:t>
             </w:r>
           </w:p>
         </w:tc>
@@ -2500,7 +2500,7 @@
                 <w:b w:val="false"/>
                 <w:bCs w:val="false"/>
               </w:rPr>
-              <w:t xml:space="preserve">Posicion (delantero, portero, etc.)</w:t>
+              <w:t xml:space="preserve">Pais/seleccion generica del jugador (ej. 'Ecuador'), usado en los albumes de selecciones nacionales (GDD 5.3)</w:t>
             </w:r>
           </w:p>
         </w:tc>
@@ -2520,7 +2520,7 @@
                 <w:sz w:val="18"/>
                 <w:szCs w:val="18"/>
               </w:rPr>
-              <w:t xml:space="preserve">rarity</w:t>
+              <w:t xml:space="preserve">position</w:t>
             </w:r>
           </w:p>
         </w:tc>
@@ -2550,7 +2550,7 @@
                 <w:b w:val="false"/>
                 <w:bCs w:val="false"/>
               </w:rPr>
-              <w:t xml:space="preserve">comun / especial / epica / legendaria / mitica / full_art (mitica y full_art llevan efecto holografico)</w:t>
+              <w:t xml:space="preserve">Posicion (delantero, portero, etc.)</w:t>
             </w:r>
           </w:p>
         </w:tc>
@@ -2569,7 +2569,7 @@
                 <w:sz w:val="18"/>
                 <w:szCs w:val="18"/>
               </w:rPr>
-              <w:t xml:space="preserve">albumId</w:t>
+              <w:t xml:space="preserve">rarity</w:t>
             </w:r>
           </w:p>
         </w:tc>
@@ -2597,7 +2597,7 @@
                 <w:b w:val="false"/>
                 <w:bCs w:val="false"/>
               </w:rPr>
-              <w:t xml:space="preserve">Album al que pertenece</w:t>
+              <w:t xml:space="preserve">comun / especial / epica / legendaria / mitica / full_art (mitica y full_art llevan efecto holografico)</w:t>
             </w:r>
           </w:p>
         </w:tc>
@@ -2617,6 +2617,55 @@
                 <w:sz w:val="18"/>
                 <w:szCs w:val="18"/>
               </w:rPr>
+              <w:t xml:space="preserve">albumId</w:t>
+            </w:r>
+          </w:p>
+        </w:tc>
+        <w:tc>
+          <w:tcPr>
+            <w:tcW w:type="dxa" w:w="1400"/>
+            <w:shd w:fill="EDEFF4" w:val="clear"/>
+          </w:tcPr>
+          <w:p>
+            <w:r>
+              <w:rPr>
+                <w:b w:val="false"/>
+                <w:bCs w:val="false"/>
+              </w:rPr>
+              <w:t xml:space="preserve">string</w:t>
+            </w:r>
+          </w:p>
+        </w:tc>
+        <w:tc>
+          <w:tcPr>
+            <w:tcW w:type="dxa" w:w="6150"/>
+            <w:shd w:fill="EDEFF4" w:val="clear"/>
+          </w:tcPr>
+          <w:p>
+            <w:r>
+              <w:rPr>
+                <w:b w:val="false"/>
+                <w:bCs w:val="false"/>
+              </w:rPr>
+              <w:t xml:space="preserve">Album al que pertenece</w:t>
+            </w:r>
+          </w:p>
+        </w:tc>
+      </w:tr>
+      <w:tr>
+        <w:tc>
+          <w:tcPr>
+            <w:tcW w:type="dxa" w:w="1800"/>
+          </w:tcPr>
+          <w:p>
+            <w:r>
+              <w:rPr>
+                <w:rFonts w:ascii="Consolas" w:cs="Consolas" w:eastAsia="Consolas" w:hAnsi="Consolas"/>
+                <w:b w:val="false"/>
+                <w:bCs w:val="false"/>
+                <w:sz w:val="18"/>
+                <w:szCs w:val="18"/>
+              </w:rPr>
               <w:t xml:space="preserve">artAssetPath</w:t>
             </w:r>
           </w:p>
@@ -2624,7 +2673,6 @@
         <w:tc>
           <w:tcPr>
             <w:tcW w:type="dxa" w:w="1400"/>
-            <w:shd w:fill="EDEFF4" w:val="clear"/>
           </w:tcPr>
           <w:p>
             <w:r>
@@ -2639,7 +2687,6 @@
         <w:tc>
           <w:tcPr>
             <w:tcW w:type="dxa" w:w="6150"/>
-            <w:shd w:fill="EDEFF4" w:val="clear"/>
           </w:tcPr>
           <w:p>
             <w:r>
@@ -5548,6 +5595,104 @@
       </w:r>
       <w:r>
         <w:t xml:space="preserve">Firebase no obliga a adivinar los indices de antemano - cuando una consulta compuesta corre sin el indice necesario durante las pruebas, el mensaje de error en la consola incluye un link que crea el indice exacto con un clic. Conviene simplemente probar todas las pantallas con filtros (Mis Cartas, biblioteca de data packs) durante la Fase 9 y crear los indices que la consola vaya pidiendo.</w:t>
+      </w:r>
+    </w:p>
+    <w:p>
+      <w:pPr>
+        <w:pStyle w:val="Heading2"/>
+        <w:spacing w:after="140" w:before="280"/>
+      </w:pPr>
+      <w:r>
+        <w:t xml:space="preserve">7.2 Validacion de forma de los datos (Firestore Rules)</w:t>
+      </w:r>
+    </w:p>
+    <w:p>
+      <w:pPr>
+        <w:spacing w:after="160"/>
+      </w:pPr>
+      <w:r>
+        <w:t xml:space="preserve">Firestore no tiene esquema fijo (ver seccion 5): nada impide, por defecto, que un bug en una Cloud Function escriba un documento con un campo del tipo equivocado o un campo obligatorio faltante. Las Firestore Rules pueden usarse no solo para permisos (quien puede leer/escribir) sino tambien para validar la FORMA de los datos antes de aceptar cualquier escritura.</w:t>
+      </w:r>
+    </w:p>
+    <w:p>
+      <w:pPr>
+        <w:spacing w:after="160"/>
+      </w:pPr>
+      <w:r>
+        <w:t xml:space="preserve">Ejemplo concreto para la coleccion users - una funcion reutilizable que valida tipos y campos obligatorios, usada dentro de la regla de escritura:</w:t>
+      </w:r>
+    </w:p>
+    <w:p>
+      <w:pPr>
+        <w:shd w:fill="EDEFF4" w:val="clear"/>
+        <w:spacing w:after="120"/>
+      </w:pPr>
+      <w:r>
+        <w:rPr>
+          <w:rFonts w:ascii="Consolas" w:cs="Consolas" w:eastAsia="Consolas" w:hAnsi="Consolas"/>
+          <w:color w:val="1B2A4A"/>
+          <w:sz w:val="20"/>
+          <w:szCs w:val="20"/>
+        </w:rPr>
+        <w:t xml:space="preserve">function isValidUser(data) {
+  return data.keys().hasAll(['uid', 'displayName', 'softCurrency',
+                              'packsAvailable', 'createdAt'])
+    &amp;&amp; data.displayName is string
+    &amp;&amp; data.softCurrency is number
+    &amp;&amp; data.softCurrency &gt;= 0
+    &amp;&amp; data.packsAvailable is number
+    &amp;&amp; data.packsAvailable &gt;= 0;
+}
+match /users/{userId} {
+  allow create: if request.auth.uid == userId
+                &amp;&amp; isValidUser(request.resource.data);
+  allow update: if request.auth.uid == userId
+                &amp;&amp; isValidUser(request.resource.data)
+                // aun con forma valida, el cliente no puede
+                // tocar estos campos directamente (ver seccion 5.1)
+                &amp;&amp; request.resource.data.softCurrency == resource.data.softCurrency
+                &amp;&amp; request.resource.data.packsAvailable == resource.data.packsAvailable;
+}</w:t>
+      </w:r>
+    </w:p>
+    <w:p>
+      <w:pPr>
+        <w:pStyle w:val="ListParagraph"/>
+        <w:numPr>
+          <w:ilvl w:val="0"/>
+          <w:numId w:val="2"/>
+        </w:numPr>
+        <w:spacing w:after="80"/>
+      </w:pPr>
+      <w:r>
+        <w:rPr>
+          <w:b/>
+          <w:bCs/>
+        </w:rPr>
+        <w:t xml:space="preserve">Patron a replicar: </w:t>
+      </w:r>
+      <w:r>
+        <w:t xml:space="preserve">conviene escribir una funcion isValid...() similar para cada coleccion critica (cardsCatalog, albums, tradeOffers) a medida que se construyen en las fases correspondientes, no solo para users.</w:t>
+      </w:r>
+    </w:p>
+    <w:p>
+      <w:pPr>
+        <w:pStyle w:val="ListParagraph"/>
+        <w:numPr>
+          <w:ilvl w:val="0"/>
+          <w:numId w:val="2"/>
+        </w:numPr>
+        <w:spacing w:after="80"/>
+      </w:pPr>
+      <w:r>
+        <w:rPr>
+          <w:b/>
+          <w:bCs/>
+        </w:rPr>
+        <w:t xml:space="preserve">Lo que esto NO reemplaza: </w:t>
+      </w:r>
+      <w:r>
+        <w:t xml:space="preserve">la logica de negocio (cuanto cuesta un sobre, si el jugador tiene saldo suficiente) sigue viviendo en las Cloud Functions, no en las Rules. Esta validacion es una segunda capa de seguridad de forma, no el lugar para logica compleja.</w:t>
       </w:r>
     </w:p>
     <w:p>
